--- a/Lista de materiais.docx
+++ b/Lista de materiais.docx
@@ -38,7 +38,13 @@
     </w:p>
     <w:p>
       <w:r>
-        <w:t>- 28x atuadores lineares grandes</w:t>
+        <w:t>- 2</w:t>
+      </w:r>
+      <w:r>
+        <w:t>7</w:t>
+      </w:r>
+      <w:r>
+        <w:t>x atuadores lineares grandes</w:t>
       </w:r>
       <w:r>
         <w:t xml:space="preserve"> com haste</w:t>
@@ -62,24 +68,27 @@
     </w:p>
     <w:p>
       <w:r>
-        <w:t>-16x rampas.</w:t>
-      </w:r>
-    </w:p>
-    <w:p>
-      <w:r>
         <w:t>-</w:t>
+      </w:r>
+      <w:r>
+        <w:t xml:space="preserve"> </w:t>
+      </w:r>
+      <w:r>
+        <w:t>16x rampas.</w:t>
+      </w:r>
+    </w:p>
+    <w:p>
+      <w:r>
+        <w:t>-</w:t>
+      </w:r>
+      <w:r>
+        <w:t xml:space="preserve"> </w:t>
       </w:r>
       <w:r>
         <w:rPr>
           <w:u w:val="single"/>
         </w:rPr>
-        <w:t>6</w:t>
-      </w:r>
-      <w:r>
-        <w:rPr>
-          <w:u w:val="single"/>
-        </w:rPr>
-        <w:t>8</w:t>
+        <w:t>90</w:t>
       </w:r>
       <w:r>
         <w:rPr>
@@ -95,14 +104,18 @@
       <w:r>
         <w:t>-</w:t>
       </w:r>
-      <w:proofErr w:type="gramStart"/>
+      <w:r>
+        <w:t xml:space="preserve"> 34</w:t>
+      </w:r>
       <w:r>
         <w:t>x</w:t>
       </w:r>
       <w:r>
         <w:t xml:space="preserve">  temporizador</w:t>
       </w:r>
-      <w:proofErr w:type="gramEnd"/>
+      <w:r>
+        <w:t>es</w:t>
+      </w:r>
       <w:r>
         <w:t>.</w:t>
       </w:r>
@@ -126,15 +139,30 @@
     </w:p>
     <w:p>
       <w:r>
-        <w:t>-</w:t>
-      </w:r>
-      <w:proofErr w:type="gramStart"/>
-      <w:r>
-        <w:t>x</w:t>
-      </w:r>
-      <w:proofErr w:type="gramEnd"/>
-      <w:r>
-        <w:t xml:space="preserve"> contatores.</w:t>
+        <w:t>-x contatores.</w:t>
+      </w:r>
+    </w:p>
+    <w:p>
+      <w:pPr>
+        <w:rPr>
+          <w:u w:val="single"/>
+        </w:rPr>
+      </w:pPr>
+      <w:r>
+        <w:t>- 126x esteiras.</w:t>
+      </w:r>
+    </w:p>
+    <w:p>
+      <w:pPr>
+        <w:rPr>
+          <w:u w:val="single"/>
+        </w:rPr>
+      </w:pPr>
+      <w:r>
+        <w:rPr>
+          <w:u w:val="single"/>
+        </w:rPr>
+        <w:t>- Fio de cobre 200m de comprimento.</w:t>
       </w:r>
     </w:p>
     <w:sectPr>
